--- a/EffectiveAgentsTheory_EN.docx
+++ b/EffectiveAgentsTheory_EN.docx
@@ -13,7 +13,7 @@
         <mc:AlternateContent>
           <mc:Choice Requires="wps">
             <w:drawing>
-              <wp:anchor distT="0" distB="0" distL="114300" distR="114300" simplePos="0" relativeHeight="2" behindDoc="0" locked="0" layoutInCell="1" allowOverlap="1">
+              <wp:anchor distT="635" distB="1270" distL="635" distR="1270" simplePos="0" relativeHeight="2" behindDoc="0" locked="0" layoutInCell="1" allowOverlap="1">
                 <wp:simplePos x="0" y="0"/>
                 <wp:positionH relativeFrom="column">
                   <wp:posOffset>635</wp:posOffset>
@@ -61,15 +61,11 @@
           </mc:Choice>
           <mc:Fallback>
             <w:pict>
-              <v:shapetype id="_x0000_t202" coordsize="21600,21600" o:spt="202" path="m,l,21600l21600,21600l21600,xe">
-                <v:stroke joinstyle="miter"/>
-                <v:path gradientshapeok="t" o:connecttype="rect"/>
-              </v:shapetype>
-              <v:shape id="shape_0" fillcolor="white" stroked="t" o:allowincell="f" style="position:absolute;margin-left:0.05pt;margin-top:0pt;width:49.95pt;height:49.95pt;mso-wrap-style:none;v-text-anchor:middle" type="_x0000_t202">
+              <v:rect id="shape_0" fillcolor="white" stroked="t" o:allowincell="f" style="position:absolute;margin-left:0.05pt;margin-top:0.05pt;width:49.95pt;height:49.95pt;mso-wrap-style:none;v-text-anchor:middle">
                 <v:fill o:detectmouseclick="t" type="solid" color2="black"/>
-                <v:stroke color="black" joinstyle="miter" endcap="flat"/>
+                <v:stroke color="black" joinstyle="round" endcap="flat"/>
                 <w10:wrap type="none"/>
-              </v:shape>
+              </v:rect>
             </w:pict>
           </mc:Fallback>
         </mc:AlternateContent>
@@ -88,15 +84,7 @@
       </w:pPr>
       <w:r>
         <w:rPr/>
-        <w:t>Alexander Liv</w:t>
-      </w:r>
-      <w:r>
-        <w:rPr/>
-        <w:t>e</w:t>
-      </w:r>
-      <w:r>
-        <w:rPr/>
-        <w:t>landr</w:t>
+        <w:t>Alexander Livelandr</w:t>
       </w:r>
       <w:r>
         <w:rPr>
@@ -162,15 +150,7 @@
       </w:pPr>
       <w:r>
         <w:rPr/>
-        <w:t xml:space="preserve">The main focus of </w:t>
-      </w:r>
-      <w:r>
-        <w:rPr/>
-        <w:t>TEA</w:t>
-      </w:r>
-      <w:r>
-        <w:rPr/>
-        <w:t xml:space="preserve"> is efficient agents—socio-economic phenomena that arise in highly liquid markets with minimal control by specific individuals, which is why they are more pronounced in commodity and cryptocurrency markets as well as in indices, and to a lesser extent in stock prices.</w:t>
+        <w:t>The main focus of TEA is efficient agents—socio-economic phenomena that arise in highly liquid markets with minimal control by specific individuals, which is why they are more pronounced in commodity and cryptocurrency markets as well as in indices, and to a lesser extent in stock prices.</w:t>
       </w:r>
     </w:p>
     <w:p>
@@ -338,14 +318,32 @@
       </w:r>
       <w:r>
         <w:rPr/>
-        <w:t xml:space="preserve">Unloading agents have an accumulation effect, which allows them to line up one after another, building up momentum and releasing it in a single, amplified impulse. This phenomenon is called </w:t>
+        <w:t>Discharge</w:t>
+      </w:r>
+      <w:r>
+        <w:rPr/>
+        <w:t xml:space="preserve"> agents have an accumulation effect, which allows them to line up one after another, building up momentum and releasing it in a single, amplified impulse. This phenomenon is called </w:t>
       </w:r>
       <w:r>
         <w:rPr>
           <w:i/>
           <w:iCs/>
         </w:rPr>
-        <w:t>an “unloading chain</w:t>
+        <w:t>an “</w:t>
+      </w:r>
+      <w:r>
+        <w:rPr>
+          <w:i/>
+          <w:iCs/>
+        </w:rPr>
+        <w:t>discharge</w:t>
+      </w:r>
+      <w:r>
+        <w:rPr>
+          <w:i/>
+          <w:iCs/>
+        </w:rPr>
+        <w:t xml:space="preserve"> chain</w:t>
       </w:r>
       <w:r>
         <w:rPr/>
@@ -520,11 +518,28 @@
           <w:i w:val="false"/>
           <w:iCs w:val="false"/>
         </w:rPr>
-        <w:t xml:space="preserve">Unloading </w:t>
-      </w:r>
-      <w:r>
-        <w:rPr/>
-        <w:t>agents appear as two classic parabolas; a positive one indicates the unloading phase, while a negative one indicates the active phase.</w:t>
+        <w:t>Discharge</w:t>
+      </w:r>
+      <w:r>
+        <w:rPr>
+          <w:b/>
+          <w:bCs/>
+          <w:i w:val="false"/>
+          <w:iCs w:val="false"/>
+        </w:rPr>
+        <w:t xml:space="preserve"> </w:t>
+      </w:r>
+      <w:r>
+        <w:rPr/>
+        <w:t xml:space="preserve">agents appear as two classic parabolas; a positive one indicates the </w:t>
+      </w:r>
+      <w:r>
+        <w:rPr/>
+        <w:t>discharge</w:t>
+      </w:r>
+      <w:r>
+        <w:rPr/>
+        <w:t xml:space="preserve"> phase, while a negative one indicates the active phase.</w:t>
       </w:r>
     </w:p>
     <w:p>
@@ -682,7 +697,15 @@
       </w:pPr>
       <w:r>
         <w:rPr/>
-        <w:t xml:space="preserve">In this case, unloading agents function as synchronization mechanisms: if a low-order reversal agent has already moved into the active phase, while a high-order reversal agent is still in the leading portion and exerts a force in the opposite direction; this effect likely gives rise to the </w:t>
+        <w:t xml:space="preserve">In this case, </w:t>
+      </w:r>
+      <w:r>
+        <w:rPr/>
+        <w:t>discharge</w:t>
+      </w:r>
+      <w:r>
+        <w:rPr/>
+        <w:t xml:space="preserve"> agents function as synchronization mechanisms: if a low-order reversal agent has already moved into the active phase, while a high-order reversal agent is still in the leading portion and exerts a force in the opposite direction; this effect likely gives rise to the </w:t>
       </w:r>
       <w:r>
         <w:rPr>
@@ -700,7 +723,28 @@
           <w:i/>
           <w:iCs/>
         </w:rPr>
-        <w:t xml:space="preserve">unloading circuits </w:t>
+        <w:t>discharge</w:t>
+      </w:r>
+      <w:r>
+        <w:rPr>
+          <w:i/>
+          <w:iCs/>
+        </w:rPr>
+        <w:t xml:space="preserve"> c</w:t>
+      </w:r>
+      <w:r>
+        <w:rPr>
+          <w:i/>
+          <w:iCs/>
+        </w:rPr>
+        <w:t>hains</w:t>
+      </w:r>
+      <w:r>
+        <w:rPr>
+          <w:i/>
+          <w:iCs/>
+        </w:rPr>
+        <w:t xml:space="preserve"> </w:t>
       </w:r>
       <w:r>
         <w:rPr/>
@@ -863,7 +907,7 @@
       </w:r>
       <w:r>
         <w:rPr/>
-        <w:t>unloading</w:t>
+        <w:t>discharge</w:t>
       </w:r>
       <w:r>
         <w:rPr/>
@@ -931,7 +975,23 @@
       </w:pPr>
       <w:r>
         <w:rPr/>
-        <w:t>CAPE/S&amp;P 500 (2010–Present) Also on the 1-month timeframe, the forerunner phase of a bearish reversal signal began in 2010; the zero crossover occurred in August 2016; a correction phase began in March 2020; as of July 2026, we are in the middle of the active phase of the second unloading agent, with the peak of activity expected in late 2026–early 2027, which could lead to a major crisis. Interestingly, on the 3-month timeframe, we are in the active phase of the first unloading agent, which began in March 2002, following a downward reversal agent that began in 1984 and crossed zero in 1991.</w:t>
+        <w:t xml:space="preserve">CAPE/S&amp;P 500 (2010–Present) Also on the 1-month timeframe, the forerunner phase of a bearish reversal signal began in 2010; the zero crossover occurred in August 2016; a correction phase began in March 2020; as of July 2026, we are in the middle of the active phase of the second </w:t>
+      </w:r>
+      <w:r>
+        <w:rPr/>
+        <w:t>discharge</w:t>
+      </w:r>
+      <w:r>
+        <w:rPr/>
+        <w:t xml:space="preserve"> agent, with the peak of activity expected in late 2026–early 2027, which could lead to a major crisis. Interestingly, on the 3-month timeframe, we are in the active phase of the first </w:t>
+      </w:r>
+      <w:r>
+        <w:rPr/>
+        <w:t>discharge</w:t>
+      </w:r>
+      <w:r>
+        <w:rPr/>
+        <w:t xml:space="preserve"> agent, which began in March 2002, following a downward reversal agent that began in 1984 and crossed zero in 1991.</w:t>
       </w:r>
     </w:p>
     <w:p>
@@ -1516,8 +1576,8 @@
       <w:u w:val="single"/>
     </w:rPr>
   </w:style>
-  <w:style w:type="character" w:styleId="FootnoteCharactersuser">
-    <w:name w:val="Footnote Characters (user)"/>
+  <w:style w:type="character" w:styleId="FootnoteCharacters">
+    <w:name w:val="Footnote Characters"/>
     <w:uiPriority w:val="99"/>
     <w:semiHidden/>
     <w:unhideWhenUsed/>
@@ -1526,8 +1586,8 @@
       <w:vertAlign w:val="superscript"/>
     </w:rPr>
   </w:style>
-  <w:style w:type="character" w:styleId="FootnoteCharacters">
-    <w:name w:val="Footnote Characters"/>
+  <w:style w:type="character" w:styleId="FootnoteCharactersuser">
+    <w:name w:val="Footnote Characters (user)"/>
     <w:qFormat/>
     <w:rPr>
       <w:vertAlign w:val="superscript"/>
@@ -1674,8 +1734,8 @@
       <w:szCs w:val="20"/>
     </w:rPr>
   </w:style>
-  <w:style w:type="paragraph" w:styleId="FrameContents">
-    <w:name w:val="Frame Contents"/>
+  <w:style w:type="paragraph" w:styleId="FrameContentsuser">
+    <w:name w:val="Frame Contents (user)"/>
     <w:basedOn w:val="Normal"/>
     <w:qFormat/>
     <w:pPr/>
